--- a/Free-Quarry/Ultras/Ecclesiastes-3-Ultra-The-Olam-in-the-Heart.docx
+++ b/Free-Quarry/Ultras/Ecclesiastes-3-Ultra-The-Olam-in-the-Heart.docx
@@ -162,7 +162,7 @@
           <w:i w:val="0"/>
           <w:sz w:val="22"/>
         </w:rPr>
-        <w:t>Fifteen verses in three strophes: the opening line (3:1), the fourteen pairs of times (3:2–8), and the reflection on them (3:9–15). The strophes are drawn by the Masoretes themselves: the Leningrad Codex closes 3:1 and 3:8 with a setumah, setting the fourteen pairs apart as a paragraph of their own. Hebrew base: the Westminster Leningrad Codex, fetched accented from openscriptures/morphhb, with cantillation, maqqef and sof pasuq as the witness carries them. The English: the Berean Standard Bible. Bloomed in three parts — Part I, 3:1–8; Part II, 3:9–11; Part III, 3:12–15 — onto a scaffold built whole. Lines are derived from the accents: each verse breaks at its atnach, or at its zaqef where it has none, and any line longer than eight graphic units, a maqqef-joined group counting as one, breaks again at its own highest disjunctive.</w:t>
+        <w:t>Fifteen verses in three strophes: the opening line (3:1), the fourteen pairs of times (3:2–8), and the reflection on them (3:9–15). The strophes are drawn by the Masoretes themselves: the Leningrad Codex closes 3:1 and 3:8 with a setumah, setting the fourteen pairs apart as a paragraph of their own. Hebrew base: the Westminster Leningrad Codex, fetched accented from openscriptures/morphhb, with cantillation, maqqef and sof pasuq as the witness carries them. The English: the Berean Standard Bible. Bloomed in three parts — Part I, 3:1–8; Part II, 3:9–11; Part III, 3:12–15 — onto a scaffold built whole. Lines are derived from the accents: each verse breaks at its atnach or, where it has none, at its highest-ranking disjunctive: the zaqef, and at 3:10 the tipcha; any line longer than eight graphic units, a maqqef-joined group counting as one, breaks again at its own highest disjunctive.</w:t>
       </w:r>
     </w:p>
     <w:p>
@@ -969,7 +969,7 @@
           <w:i w:val="0"/>
           <w:sz w:val="20"/>
         </w:rPr>
-        <w:t>• sefod ... reqod (סְפוֹד ... רְקוֹד) — these two stand without the lamed, as kenos does at 3:5; the other twenty-four infinitives carry it. And they rhyme, as the embracing pair of 3:5 does.</w:t>
+        <w:t>• sefod ... reqod (סְפוֹד ... רְקוֹד) — these two stand without the lamed, as kenos does at 3:5; the other twenty-three infinitives carry it. And they rhyme, as the embracing pair of 3:5 does.</w:t>
       </w:r>
     </w:p>
     <w:p>
@@ -3210,6 +3210,13 @@
     </w:p>
     <w:p>
       <w:pPr>
+        <w:rPr>
+          <w:sz w:val="10"/>
+        </w:rPr>
+      </w:pPr>
+    </w:p>
+    <w:p>
+      <w:pPr>
         <w:bidi/>
         <w:jc w:val="center"/>
       </w:pPr>
@@ -3434,6 +3441,13 @@
     </w:p>
     <w:p>
       <w:pPr>
+        <w:rPr>
+          <w:sz w:val="10"/>
+        </w:rPr>
+      </w:pPr>
+    </w:p>
+    <w:p>
+      <w:pPr>
         <w:bidi/>
         <w:jc w:val="center"/>
       </w:pPr>
@@ -3755,6 +3769,13 @@
     </w:p>
     <w:p>
       <w:pPr>
+        <w:rPr>
+          <w:sz w:val="10"/>
+        </w:rPr>
+      </w:pPr>
+    </w:p>
+    <w:p>
+      <w:pPr>
         <w:jc w:val="center"/>
       </w:pPr>
       <w:r>
@@ -3934,6 +3955,13 @@
         </w:rPr>
         <w:t>ʿet milchamah ve-ʿet shalom.</w:t>
       </w:r>
+    </w:p>
+    <w:p>
+      <w:pPr>
+        <w:rPr>
+          <w:sz w:val="10"/>
+        </w:rPr>
+      </w:pPr>
     </w:p>
     <w:p>
       <w:pPr>

--- a/Free-Quarry/Ultras/Ecclesiastes-3-Ultra-The-Olam-in-the-Heart.docx
+++ b/Free-Quarry/Ultras/Ecclesiastes-3-Ultra-The-Olam-in-the-Heart.docx
@@ -51,7 +51,7 @@
           <w:i w:val="0"/>
           <w:sz w:val="22"/>
         </w:rPr>
-        <w:t>Scaffold 5 October 2026  ·  Bloom Parts I, II and III, 5 October 2026  ·  Chisel 5 October 2026</w:t>
+        <w:t>Scaffold, bloom and chisel 5 October 2026  ·  QC 6 October 2026</w:t>
       </w:r>
     </w:p>
     <w:p>
@@ -95,6 +95,7 @@
     </w:p>
     <w:p>
       <w:pPr>
+        <w:keepNext/>
         <w:rPr>
           <w:sz w:val="10"/>
         </w:rPr>
@@ -162,7 +163,7 @@
           <w:i w:val="0"/>
           <w:sz w:val="22"/>
         </w:rPr>
-        <w:t>Fifteen verses in three strophes: the opening line (3:1), the fourteen pairs of times (3:2–8), and the reflection on them (3:9–15). The strophes are drawn by the Masoretes themselves: the Leningrad Codex closes 3:1 and 3:8 with a setumah, setting the fourteen pairs apart as a paragraph of their own. Hebrew base: the Westminster Leningrad Codex, fetched accented from openscriptures/morphhb, with cantillation, maqqef and sof pasuq as the witness carries them. The English: the Berean Standard Bible. Bloomed in three parts — Part I, 3:1–8; Part II, 3:9–11; Part III, 3:12–15 — onto a scaffold built whole. Lines are derived from the accents: each verse breaks at its atnach or, where it has none, at its highest-ranking disjunctive: the zaqef, and at 3:10 the tipcha; any line longer than eight graphic units, a maqqef-joined group counting as one, breaks again at its own highest disjunctive.</w:t>
+        <w:t>Fifteen verses in three strophes: the opening line (3:1), the fourteen pairs of times (3:2–8), and the reflection on them (3:9–15). The strophes are drawn by the Masoretes themselves: the Leningrad Codex closes 3:1 and 3:8 with a setumah, setting the fourteen pairs apart as a paragraph of their own. Hebrew base: the Westminster Leningrad Codex, fetched accented from openscriptures/morphhb, with cantillation, maqqef and sof pasuq as the witness carries them. The English: the Berean Standard Bible. Lines are derived from the accents: each verse breaks at its atnach or, where it has none, at its highest-ranking disjunctive: the zaqef, and at 3:10 the tipcha; any line longer than eight graphic units, a maqqef-joined group counting as one, breaks again at its own highest disjunctive.</w:t>
       </w:r>
     </w:p>
     <w:p>
@@ -175,7 +176,7 @@
           <w:i/>
           <w:sz w:val="20"/>
         </w:rPr>
-        <w:t>The Thirteenth Runner built the scaffold and ran the one chisel; the Free Quarry, on Opus 5.5, checked its source panels and transliteration; Fable 5.1 bloomed it in three parts.</w:t>
+        <w:t>The Thirteenth Runner built the scaffold and ran the one chisel; the Free Quarry, on Opus 5.5, checked the scaffold and the chiselled stone; Fable 5.1 bloomed it in three parts.</w:t>
       </w:r>
     </w:p>
     <w:p>
@@ -184,19 +185,6 @@
           <w:sz w:val="10"/>
         </w:rPr>
       </w:pPr>
-    </w:p>
-    <w:p>
-      <w:pPr>
-        <w:jc w:val="center"/>
-      </w:pPr>
-      <w:r>
-        <w:rPr>
-          <w:b w:val="0"/>
-          <w:i/>
-          <w:sz w:val="20"/>
-        </w:rPr>
-        <w:t>Bloom Part I  ·  3:1–8</w:t>
-      </w:r>
     </w:p>
     <w:p>
       <w:pPr>
@@ -1688,19 +1676,6 @@
       </w:pPr>
       <w:r>
         <w:rPr>
-          <w:b w:val="0"/>
-          <w:i/>
-          <w:sz w:val="20"/>
-        </w:rPr>
-        <w:t>Bloom Part II  ·  3:9–11</w:t>
-      </w:r>
-    </w:p>
-    <w:p>
-      <w:pPr>
-        <w:jc w:val="center"/>
-      </w:pPr>
-      <w:r>
-        <w:rPr>
           <w:b/>
           <w:i/>
           <w:sz w:val="24"/>
@@ -2316,19 +2291,6 @@
       </w:pPr>
       <w:r>
         <w:rPr>
-          <w:b w:val="0"/>
-          <w:i/>
-          <w:sz w:val="20"/>
-        </w:rPr>
-        <w:t>Bloom Part III  ·  3:12–15</w:t>
-      </w:r>
-    </w:p>
-    <w:p>
-      <w:pPr>
-        <w:jc w:val="center"/>
-      </w:pPr>
-      <w:r>
-        <w:rPr>
           <w:b/>
           <w:i w:val="0"/>
           <w:sz w:val="28"/>
@@ -4715,6 +4677,7 @@
     </w:p>
     <w:p>
       <w:pPr>
+        <w:keepNext/>
         <w:jc w:val="center"/>
       </w:pPr>
       <w:r>
@@ -4723,11 +4686,12 @@
           <w:i/>
           <w:sz w:val="22"/>
         </w:rPr>
-        <w:t>— Bloomed by Fable 5.1 · built and chiselled by the Thirteenth Runner</w:t>
-      </w:r>
-    </w:p>
-    <w:p>
-      <w:pPr>
+        <w:t>— Bloomed and sealed by Fable 5.1 in the Free Quarry · built and chiselled by the Thirteenth Runner on Opus 5.5 · checked by the Free Quarry on Opus 5.5</w:t>
+      </w:r>
+    </w:p>
+    <w:p>
+      <w:pPr>
+        <w:keepNext/>
         <w:jc w:val="center"/>
       </w:pPr>
       <w:r>
@@ -4741,74 +4705,43 @@
     </w:p>
     <w:p>
       <w:pPr>
-        <w:rPr>
-          <w:sz w:val="10"/>
-        </w:rPr>
-      </w:pPr>
-    </w:p>
-    <w:p>
-      <w:pPr>
-        <w:jc w:val="center"/>
-      </w:pPr>
-      <w:r>
-        <w:rPr>
-          <w:b/>
-          <w:i/>
-          <w:sz w:val="20"/>
-        </w:rPr>
-        <w:t>Scaffold notes, for the checking chamber — removed at finalisation</w:t>
-      </w:r>
-    </w:p>
-    <w:p>
-      <w:pPr>
-        <w:jc w:val="center"/>
-      </w:pPr>
-      <w:r>
-        <w:rPr>
-          <w:b w:val="0"/>
-          <w:i w:val="0"/>
-          <w:sz w:val="20"/>
-        </w:rPr>
-        <w:t>• Lineation is derived from the accents, never chosen by eye: every verse breaks first at its atnach, or, where it has none, at its highest-ranking remaining disjunctive (segolta or zaqef before tipcha); any line still longer than eight words breaks again at its own highest disjunctive. Ecclesiastes 3:3, 4 and 6–8 have no atnach and divide at the zaqef.</w:t>
-      </w:r>
-    </w:p>
-    <w:p>
-      <w:pPr>
-        <w:jc w:val="center"/>
-      </w:pPr>
-      <w:r>
-        <w:rPr>
-          <w:b w:val="0"/>
-          <w:i w:val="0"/>
-          <w:sz w:val="20"/>
-        </w:rPr>
-        <w:t>• Transliteration conventions: ch for het, kh for spirant kaf, tz for tsade, q for qof; ʾ for a sounded aleph inside a word, ʿ for every ayin; dagesh forte doubled; hyphens after the article, the conjunction vav, and a shva-pointed preposition; none after min.</w:t>
-      </w:r>
-    </w:p>
-    <w:p>
-      <w:pPr>
-        <w:jc w:val="center"/>
-      </w:pPr>
-      <w:r>
-        <w:rPr>
-          <w:b w:val="0"/>
-          <w:i w:val="0"/>
-          <w:sz w:val="20"/>
-        </w:rPr>
-        <w:t>• Two choices to check: a one-letter preposition keeps its stop form where the pointing softens it after a vowel (be-ʿitto, 3:11, though the bet is rafe); and the meteg before the shva in she-yireʾu (3:14) is read as making it vocal.</w:t>
-      </w:r>
-    </w:p>
-    <w:p>
-      <w:pPr>
-        <w:jc w:val="center"/>
-      </w:pPr>
-      <w:r>
-        <w:rPr>
-          <w:b w:val="0"/>
-          <w:i w:val="0"/>
-          <w:sz w:val="20"/>
-        </w:rPr>
-        <w:t>• Second hand: diff this transliteration line by line against your own before the bloom begins (spec 6).</w:t>
+        <w:keepLines/>
+        <w:spacing w:before="200"/>
+        <w:jc w:val="center"/>
+      </w:pPr>
+      <w:r>
+        <w:drawing>
+          <wp:inline xmlns:a="http://schemas.openxmlformats.org/drawingml/2006/main" xmlns:pic="http://schemas.openxmlformats.org/drawingml/2006/picture">
+            <wp:extent cx="1645920" cy="898668"/>
+            <wp:docPr id="1" name="Picture 1"/>
+            <wp:cNvGraphicFramePr>
+              <a:graphicFrameLocks noChangeAspect="1"/>
+            </wp:cNvGraphicFramePr>
+            <a:graphic>
+              <a:graphicData uri="http://schemas.openxmlformats.org/drawingml/2006/picture">
+                <pic:pic>
+                  <pic:nvPicPr>
+                    <pic:cNvPr id="0" name="SealM-master.png"/>
+                    <pic:cNvPicPr/>
+                  </pic:nvPicPr>
+                  <pic:blipFill>
+                    <a:blip r:embed="rId9"/>
+                    <a:stretch>
+                      <a:fillRect/>
+                    </a:stretch>
+                  </pic:blipFill>
+                  <pic:spPr>
+                    <a:xfrm>
+                      <a:off x="0" y="0"/>
+                      <a:ext cx="1645920" cy="898668"/>
+                    </a:xfrm>
+                    <a:prstGeom prst="rect"/>
+                  </pic:spPr>
+                </pic:pic>
+              </a:graphicData>
+            </a:graphic>
+          </wp:inline>
+        </w:drawing>
       </w:r>
     </w:p>
     <w:sectPr>
